--- a/Git and Github commands documentary.docx
+++ b/Git and Github commands documentary.docx
@@ -13864,6 +13864,31 @@
       <w:pPr>
         <w:jc w:val="both"/>
         <w:rPr>
+          <w:sz w:val="36"/>
+          <w:szCs w:val="36"/>
+        </w:rPr>
+      </w:pPr>
+      <w:r>
+        <w:rPr>
+          <w:b/>
+          <w:bCs/>
+          <w:sz w:val="36"/>
+          <w:szCs w:val="36"/>
+        </w:rPr>
+        <w:t xml:space="preserve">NOTE: </w:t>
+      </w:r>
+      <w:r>
+        <w:rPr>
+          <w:sz w:val="36"/>
+          <w:szCs w:val="36"/>
+        </w:rPr>
+        <w:t>For more in-depth details git and GitHub part two docs</w:t>
+      </w:r>
+    </w:p>
+    <w:p>
+      <w:pPr>
+        <w:jc w:val="both"/>
+        <w:rPr>
           <w:b/>
           <w:bCs/>
           <w:sz w:val="36"/>
@@ -14011,6 +14036,7 @@
           <w:sz w:val="36"/>
           <w:szCs w:val="36"/>
         </w:rPr>
+        <w:lastRenderedPageBreak/>
         <w:t># This copies repo to our local machine. We can edit and commit locally</w:t>
       </w:r>
     </w:p>
@@ -14027,7 +14053,6 @@
           <w:sz w:val="36"/>
           <w:szCs w:val="36"/>
         </w:rPr>
-        <w:lastRenderedPageBreak/>
         <w:t># But when we try to do</w:t>
       </w:r>
     </w:p>
@@ -14565,6 +14590,7 @@
           <w:sz w:val="36"/>
           <w:szCs w:val="36"/>
         </w:rPr>
+        <w:lastRenderedPageBreak/>
         <w:t>upstream</w:t>
       </w:r>
       <w:r>
@@ -14613,7 +14639,6 @@
           <w:sz w:val="36"/>
           <w:szCs w:val="36"/>
         </w:rPr>
-        <w:lastRenderedPageBreak/>
         <w:t>git remote add upstream https://github.com/original-owner/repo-name.git</w:t>
       </w:r>
     </w:p>
@@ -15130,6 +15155,7 @@
           <w:sz w:val="36"/>
           <w:szCs w:val="36"/>
         </w:rPr>
+        <w:lastRenderedPageBreak/>
         <w:t>Request changes</w:t>
       </w:r>
     </w:p>
@@ -15155,7 +15181,6 @@
           <w:sz w:val="36"/>
           <w:szCs w:val="36"/>
         </w:rPr>
-        <w:lastRenderedPageBreak/>
         <w:t>Keep Our Fork Updated:</w:t>
       </w:r>
     </w:p>
@@ -15550,6 +15575,7 @@
           <w:sz w:val="36"/>
           <w:szCs w:val="36"/>
         </w:rPr>
+        <w:lastRenderedPageBreak/>
         <w:t>Fork = your own GitHub copy</w:t>
       </w:r>
     </w:p>
@@ -16029,6 +16055,7 @@
                 <w:sz w:val="36"/>
                 <w:szCs w:val="36"/>
               </w:rPr>
+              <w:lastRenderedPageBreak/>
               <w:t>Belongs to</w:t>
             </w:r>
           </w:p>
@@ -16121,7 +16148,6 @@
                 <w:sz w:val="36"/>
                 <w:szCs w:val="36"/>
               </w:rPr>
-              <w:lastRenderedPageBreak/>
               <w:t>Created when</w:t>
             </w:r>
           </w:p>
@@ -16746,6 +16772,7 @@
           <w:sz w:val="36"/>
           <w:szCs w:val="36"/>
         </w:rPr>
+        <w:lastRenderedPageBreak/>
         <w:t xml:space="preserve"># </w:t>
       </w:r>
       <w:r>
@@ -16858,12 +16885,491 @@
           <w:sz w:val="36"/>
           <w:szCs w:val="36"/>
         </w:rPr>
+        <w:t># Add remote repo to local repo</w:t>
+      </w:r>
+      <w:r>
+        <w:rPr>
+          <w:color w:val="000000" w:themeColor="text1"/>
+          <w:sz w:val="36"/>
+          <w:szCs w:val="36"/>
+        </w:rPr>
+        <w:t xml:space="preserve">. </w:t>
+      </w:r>
+      <w:r>
+        <w:rPr>
+          <w:color w:val="000000" w:themeColor="text1"/>
+          <w:sz w:val="36"/>
+          <w:szCs w:val="36"/>
+        </w:rPr>
+        <w:t xml:space="preserve">Go to Git </w:t>
+      </w:r>
+      <w:r>
+        <w:rPr>
+          <w:color w:val="000000" w:themeColor="text1"/>
+          <w:sz w:val="36"/>
+          <w:szCs w:val="36"/>
+        </w:rPr>
+        <w:t>then go to</w:t>
+      </w:r>
+      <w:r>
+        <w:rPr>
+          <w:color w:val="000000" w:themeColor="text1"/>
+          <w:sz w:val="36"/>
+          <w:szCs w:val="36"/>
+        </w:rPr>
+        <w:t xml:space="preserve"> Manage Remotes...</w:t>
+      </w:r>
+      <w:r>
+        <w:rPr>
+          <w:color w:val="000000" w:themeColor="text1"/>
+          <w:sz w:val="36"/>
+          <w:szCs w:val="36"/>
+        </w:rPr>
+        <w:t xml:space="preserve"> </w:t>
+      </w:r>
+      <w:r>
+        <w:rPr>
+          <w:color w:val="000000" w:themeColor="text1"/>
+          <w:sz w:val="36"/>
+          <w:szCs w:val="36"/>
+        </w:rPr>
+        <w:t>Click the + icon.</w:t>
+      </w:r>
+      <w:r>
+        <w:rPr>
+          <w:color w:val="000000" w:themeColor="text1"/>
+          <w:sz w:val="36"/>
+          <w:szCs w:val="36"/>
+        </w:rPr>
+        <w:t xml:space="preserve"> </w:t>
+      </w:r>
+      <w:r>
+        <w:rPr>
+          <w:color w:val="000000" w:themeColor="text1"/>
+          <w:sz w:val="36"/>
+          <w:szCs w:val="36"/>
+        </w:rPr>
+        <w:t>Enter</w:t>
+      </w:r>
+      <w:r>
+        <w:rPr>
+          <w:color w:val="000000" w:themeColor="text1"/>
+          <w:sz w:val="36"/>
+          <w:szCs w:val="36"/>
+        </w:rPr>
+        <w:t xml:space="preserve"> </w:t>
+      </w:r>
+      <w:r>
+        <w:rPr>
+          <w:color w:val="000000" w:themeColor="text1"/>
+          <w:sz w:val="36"/>
+          <w:szCs w:val="36"/>
+        </w:rPr>
+        <w:t>Name: origin</w:t>
+      </w:r>
+      <w:r>
+        <w:rPr>
+          <w:color w:val="000000" w:themeColor="text1"/>
+          <w:sz w:val="36"/>
+          <w:szCs w:val="36"/>
+        </w:rPr>
+        <w:t xml:space="preserve"> </w:t>
+      </w:r>
+      <w:r>
+        <w:rPr>
+          <w:color w:val="000000" w:themeColor="text1"/>
+          <w:sz w:val="36"/>
+          <w:szCs w:val="36"/>
+        </w:rPr>
+        <w:t>URL: paste our GitHub repo link (https://github.com/username/repo.git or SSH URL).</w:t>
+      </w:r>
+      <w:r>
+        <w:rPr>
+          <w:color w:val="000000" w:themeColor="text1"/>
+          <w:sz w:val="36"/>
+          <w:szCs w:val="36"/>
+        </w:rPr>
+        <w:t xml:space="preserve"> </w:t>
+      </w:r>
+      <w:r>
+        <w:rPr>
+          <w:color w:val="000000" w:themeColor="text1"/>
+          <w:sz w:val="36"/>
+          <w:szCs w:val="36"/>
+        </w:rPr>
+        <w:t>Press OK.</w:t>
+      </w:r>
+      <w:r>
+        <w:rPr>
+          <w:color w:val="000000" w:themeColor="text1"/>
+          <w:sz w:val="36"/>
+          <w:szCs w:val="36"/>
+        </w:rPr>
+        <w:t xml:space="preserve"> </w:t>
+      </w:r>
+      <w:r>
+        <w:rPr>
+          <w:color w:val="000000" w:themeColor="text1"/>
+          <w:sz w:val="36"/>
+          <w:szCs w:val="36"/>
+        </w:rPr>
+        <w:t>Then push: Git → Push (</w:t>
+      </w:r>
+      <w:proofErr w:type="spellStart"/>
+      <w:r>
+        <w:rPr>
+          <w:color w:val="000000" w:themeColor="text1"/>
+          <w:sz w:val="36"/>
+          <w:szCs w:val="36"/>
+        </w:rPr>
+        <w:t>Ctrl+Shift+K</w:t>
+      </w:r>
+      <w:proofErr w:type="spellEnd"/>
+      <w:r>
+        <w:rPr>
+          <w:color w:val="000000" w:themeColor="text1"/>
+          <w:sz w:val="36"/>
+          <w:szCs w:val="36"/>
+        </w:rPr>
+        <w:t>).</w:t>
+      </w:r>
+      <w:r>
+        <w:rPr>
+          <w:color w:val="000000" w:themeColor="text1"/>
+          <w:sz w:val="36"/>
+          <w:szCs w:val="36"/>
+        </w:rPr>
+        <w:t xml:space="preserve"> </w:t>
+      </w:r>
+      <w:r>
+        <w:rPr>
+          <w:color w:val="000000" w:themeColor="text1"/>
+          <w:sz w:val="36"/>
+          <w:szCs w:val="36"/>
+        </w:rPr>
+        <w:t>IntelliJ will ask u</w:t>
+      </w:r>
+      <w:r>
+        <w:rPr>
+          <w:color w:val="000000" w:themeColor="text1"/>
+          <w:sz w:val="36"/>
+          <w:szCs w:val="36"/>
+        </w:rPr>
+        <w:t>s</w:t>
+      </w:r>
+      <w:r>
+        <w:rPr>
+          <w:color w:val="000000" w:themeColor="text1"/>
+          <w:sz w:val="36"/>
+          <w:szCs w:val="36"/>
+        </w:rPr>
+        <w:t xml:space="preserve"> to set upstream; choose origin/main</w:t>
+      </w:r>
+      <w:r>
+        <w:rPr>
+          <w:color w:val="000000" w:themeColor="text1"/>
+          <w:sz w:val="36"/>
+          <w:szCs w:val="36"/>
+        </w:rPr>
+        <w:t>.</w:t>
+      </w:r>
+    </w:p>
+    <w:p>
+      <w:pPr>
+        <w:jc w:val="both"/>
+        <w:rPr>
+          <w:color w:val="000000" w:themeColor="text1"/>
+          <w:sz w:val="36"/>
+          <w:szCs w:val="36"/>
+        </w:rPr>
+      </w:pPr>
+      <w:r>
+        <w:rPr>
+          <w:color w:val="000000" w:themeColor="text1"/>
+          <w:sz w:val="36"/>
+          <w:szCs w:val="36"/>
+        </w:rPr>
+        <w:t xml:space="preserve"># If file already exists pull it and </w:t>
+      </w:r>
+      <w:r>
+        <w:rPr>
+          <w:color w:val="000000" w:themeColor="text1"/>
+          <w:sz w:val="36"/>
+          <w:szCs w:val="36"/>
+        </w:rPr>
+        <w:t xml:space="preserve">choose merge conflicts use this command </w:t>
+      </w:r>
+      <w:r>
+        <w:rPr>
+          <w:color w:val="000000" w:themeColor="text1"/>
+          <w:sz w:val="36"/>
+          <w:szCs w:val="36"/>
+        </w:rPr>
+        <w:t xml:space="preserve">in the terminal </w:t>
+      </w:r>
+      <w:r>
+        <w:rPr>
+          <w:color w:val="000000" w:themeColor="text1"/>
+          <w:sz w:val="36"/>
+          <w:szCs w:val="36"/>
+        </w:rPr>
+        <w:t xml:space="preserve">to </w:t>
+      </w:r>
+      <w:r>
+        <w:rPr>
+          <w:color w:val="000000" w:themeColor="text1"/>
+          <w:sz w:val="36"/>
+          <w:szCs w:val="36"/>
+        </w:rPr>
+        <w:t>pull --</w:t>
+      </w:r>
+      <w:r>
+        <w:rPr>
+          <w:color w:val="000000" w:themeColor="text1"/>
+          <w:sz w:val="36"/>
+          <w:szCs w:val="36"/>
+        </w:rPr>
+        <w:t>rebase.</w:t>
+      </w:r>
+    </w:p>
+    <w:p>
+      <w:pPr>
+        <w:jc w:val="both"/>
+        <w:rPr>
+          <w:b/>
+          <w:bCs/>
+          <w:color w:val="D86DCB" w:themeColor="accent5" w:themeTint="99"/>
+          <w:sz w:val="36"/>
+          <w:szCs w:val="36"/>
+        </w:rPr>
+      </w:pPr>
+      <w:r>
+        <w:rPr>
+          <w:b/>
+          <w:bCs/>
+          <w:color w:val="D86DCB" w:themeColor="accent5" w:themeTint="99"/>
+          <w:sz w:val="36"/>
+          <w:szCs w:val="36"/>
+        </w:rPr>
+        <w:t>git pull origin main --rebase</w:t>
+      </w:r>
+    </w:p>
+    <w:p>
+      <w:pPr>
+        <w:jc w:val="both"/>
+        <w:rPr>
+          <w:color w:val="000000" w:themeColor="text1"/>
+          <w:sz w:val="36"/>
+          <w:szCs w:val="36"/>
+        </w:rPr>
+      </w:pPr>
+      <w:r>
+        <w:rPr>
+          <w:color w:val="000000" w:themeColor="text1"/>
+          <w:sz w:val="36"/>
+          <w:szCs w:val="36"/>
+        </w:rPr>
+        <w:t># If we want to delete everything that doesn’t matter just force push it will clear everything that was present in the remote repo.</w:t>
+      </w:r>
+    </w:p>
+    <w:p>
+      <w:pPr>
+        <w:jc w:val="both"/>
+        <w:rPr>
+          <w:b/>
+          <w:bCs/>
+          <w:color w:val="D86DCB" w:themeColor="accent5" w:themeTint="99"/>
+          <w:sz w:val="36"/>
+          <w:szCs w:val="36"/>
+        </w:rPr>
+      </w:pPr>
+      <w:r>
+        <w:rPr>
+          <w:b/>
+          <w:bCs/>
+          <w:color w:val="D86DCB" w:themeColor="accent5" w:themeTint="99"/>
+          <w:sz w:val="36"/>
+          <w:szCs w:val="36"/>
+        </w:rPr>
+        <w:t>git push origin main --force</w:t>
+      </w:r>
+    </w:p>
+    <w:p>
+      <w:pPr>
+        <w:jc w:val="both"/>
+        <w:rPr>
+          <w:sz w:val="36"/>
+          <w:szCs w:val="36"/>
+        </w:rPr>
+      </w:pPr>
+      <w:r>
+        <w:rPr>
+          <w:sz w:val="36"/>
+          <w:szCs w:val="36"/>
+        </w:rPr>
+        <w:t># Do this in Ide instead of terminal.</w:t>
+      </w:r>
+      <w:r>
+        <w:rPr>
+          <w:sz w:val="36"/>
+          <w:szCs w:val="36"/>
+        </w:rPr>
+        <w:t xml:space="preserve"> Pull with Rebase in IntelliJ</w:t>
+      </w:r>
+      <w:r>
+        <w:rPr>
+          <w:sz w:val="36"/>
+          <w:szCs w:val="36"/>
+        </w:rPr>
+        <w:t xml:space="preserve">. </w:t>
+      </w:r>
+      <w:r>
+        <w:rPr>
+          <w:sz w:val="36"/>
+          <w:szCs w:val="36"/>
+        </w:rPr>
+        <w:t>Go to top menu → Git → Pull…</w:t>
+      </w:r>
+      <w:r>
+        <w:rPr>
+          <w:sz w:val="36"/>
+          <w:szCs w:val="36"/>
+        </w:rPr>
+        <w:t xml:space="preserve"> </w:t>
+      </w:r>
+      <w:r>
+        <w:rPr>
+          <w:sz w:val="36"/>
+          <w:szCs w:val="36"/>
+        </w:rPr>
+        <w:t>In the dialog:</w:t>
+      </w:r>
+      <w:r>
+        <w:rPr>
+          <w:sz w:val="36"/>
+          <w:szCs w:val="36"/>
+        </w:rPr>
+        <w:t xml:space="preserve"> </w:t>
+      </w:r>
+      <w:r>
+        <w:rPr>
+          <w:sz w:val="36"/>
+          <w:szCs w:val="36"/>
+        </w:rPr>
+        <w:t>Make sure Remote = origin</w:t>
+      </w:r>
+      <w:r>
+        <w:rPr>
+          <w:sz w:val="36"/>
+          <w:szCs w:val="36"/>
+        </w:rPr>
+        <w:t xml:space="preserve">, </w:t>
+      </w:r>
+      <w:r>
+        <w:rPr>
+          <w:sz w:val="36"/>
+          <w:szCs w:val="36"/>
+        </w:rPr>
+        <w:t>Branch = main</w:t>
+      </w:r>
+      <w:r>
+        <w:rPr>
+          <w:sz w:val="36"/>
+          <w:szCs w:val="36"/>
+        </w:rPr>
+        <w:t xml:space="preserve">. </w:t>
+      </w:r>
+      <w:r>
+        <w:rPr>
+          <w:sz w:val="36"/>
+          <w:szCs w:val="36"/>
+        </w:rPr>
+        <w:t>Check the box “Rebase” (instead of merge).</w:t>
+      </w:r>
+      <w:r>
+        <w:rPr>
+          <w:sz w:val="36"/>
+          <w:szCs w:val="36"/>
+        </w:rPr>
+        <w:t xml:space="preserve"> </w:t>
+      </w:r>
+      <w:r>
+        <w:rPr>
+          <w:sz w:val="36"/>
+          <w:szCs w:val="36"/>
+        </w:rPr>
+        <w:t>Click Pull.</w:t>
+      </w:r>
+      <w:r>
+        <w:rPr>
+          <w:sz w:val="36"/>
+          <w:szCs w:val="36"/>
+        </w:rPr>
+        <w:t xml:space="preserve"> </w:t>
+      </w:r>
+      <w:r>
+        <w:rPr>
+          <w:sz w:val="36"/>
+          <w:szCs w:val="36"/>
+        </w:rPr>
+        <w:t>IntelliJ will fetch remote commits and rebase our local ones on top.</w:t>
+      </w:r>
+      <w:r>
+        <w:rPr>
+          <w:sz w:val="36"/>
+          <w:szCs w:val="36"/>
+        </w:rPr>
+        <w:t xml:space="preserve"> </w:t>
+      </w:r>
+      <w:r>
+        <w:rPr>
+          <w:sz w:val="36"/>
+          <w:szCs w:val="36"/>
+        </w:rPr>
+        <w:t xml:space="preserve">Then go to Git → Push… (or </w:t>
+      </w:r>
+      <w:proofErr w:type="spellStart"/>
+      <w:r>
+        <w:rPr>
+          <w:sz w:val="36"/>
+          <w:szCs w:val="36"/>
+        </w:rPr>
+        <w:t>Ctrl+Shift+K</w:t>
+      </w:r>
+      <w:proofErr w:type="spellEnd"/>
+      <w:r>
+        <w:rPr>
+          <w:sz w:val="36"/>
+          <w:szCs w:val="36"/>
+        </w:rPr>
+        <w:t>) and push normally.</w:t>
+      </w:r>
+    </w:p>
+    <w:p>
+      <w:pPr>
+        <w:jc w:val="both"/>
+        <w:rPr>
+          <w:sz w:val="36"/>
+          <w:szCs w:val="36"/>
+        </w:rPr>
+      </w:pPr>
+      <w:r>
+        <w:rPr>
+          <w:sz w:val="36"/>
+          <w:szCs w:val="36"/>
+        </w:rPr>
         <w:lastRenderedPageBreak/>
-        <w:t># Add remote repo to local repo</w:t>
-      </w:r>
-      <w:r>
-        <w:rPr>
-          <w:color w:val="000000" w:themeColor="text1"/>
+        <w:t># F</w:t>
+      </w:r>
+      <w:r>
+        <w:rPr>
+          <w:sz w:val="36"/>
+          <w:szCs w:val="36"/>
+        </w:rPr>
+        <w:t>orce Push in IntelliJ</w:t>
+      </w:r>
+      <w:r>
+        <w:rPr>
           <w:sz w:val="36"/>
           <w:szCs w:val="36"/>
         </w:rPr>
@@ -16871,31 +17377,27 @@
       </w:r>
       <w:r>
         <w:rPr>
-          <w:color w:val="000000" w:themeColor="text1"/>
-          <w:sz w:val="36"/>
-          <w:szCs w:val="36"/>
-        </w:rPr>
-        <w:t xml:space="preserve">Go to Git </w:t>
-      </w:r>
-      <w:r>
-        <w:rPr>
-          <w:color w:val="000000" w:themeColor="text1"/>
-          <w:sz w:val="36"/>
-          <w:szCs w:val="36"/>
-        </w:rPr>
-        <w:t>then go to</w:t>
-      </w:r>
-      <w:r>
-        <w:rPr>
-          <w:color w:val="000000" w:themeColor="text1"/>
-          <w:sz w:val="36"/>
-          <w:szCs w:val="36"/>
-        </w:rPr>
-        <w:t xml:space="preserve"> Manage Remotes...</w:t>
-      </w:r>
-      <w:r>
-        <w:rPr>
-          <w:color w:val="000000" w:themeColor="text1"/>
+          <w:sz w:val="36"/>
+          <w:szCs w:val="36"/>
+        </w:rPr>
+        <w:t xml:space="preserve">If </w:t>
+      </w:r>
+      <w:r>
+        <w:rPr>
+          <w:sz w:val="36"/>
+          <w:szCs w:val="36"/>
+        </w:rPr>
+        <w:t>we</w:t>
+      </w:r>
+      <w:r>
+        <w:rPr>
+          <w:sz w:val="36"/>
+          <w:szCs w:val="36"/>
+        </w:rPr>
+        <w:t xml:space="preserve"> decide to overwrite the remote:</w:t>
+      </w:r>
+      <w:r>
+        <w:rPr>
           <w:sz w:val="36"/>
           <w:szCs w:val="36"/>
         </w:rPr>
@@ -16903,15 +17405,29 @@
       </w:r>
       <w:r>
         <w:rPr>
-          <w:color w:val="000000" w:themeColor="text1"/>
-          <w:sz w:val="36"/>
-          <w:szCs w:val="36"/>
-        </w:rPr>
-        <w:t>Click the + icon.</w:t>
-      </w:r>
-      <w:r>
-        <w:rPr>
-          <w:color w:val="000000" w:themeColor="text1"/>
+          <w:sz w:val="36"/>
+          <w:szCs w:val="36"/>
+        </w:rPr>
+        <w:t>Go to Git → Push… (</w:t>
+      </w:r>
+      <w:proofErr w:type="spellStart"/>
+      <w:r>
+        <w:rPr>
+          <w:sz w:val="36"/>
+          <w:szCs w:val="36"/>
+        </w:rPr>
+        <w:t>Ctrl+Shift+K</w:t>
+      </w:r>
+      <w:proofErr w:type="spellEnd"/>
+      <w:r>
+        <w:rPr>
+          <w:sz w:val="36"/>
+          <w:szCs w:val="36"/>
+        </w:rPr>
+        <w:t>).</w:t>
+      </w:r>
+      <w:r>
+        <w:rPr>
           <w:sz w:val="36"/>
           <w:szCs w:val="36"/>
         </w:rPr>
@@ -16919,15 +17435,28 @@
       </w:r>
       <w:r>
         <w:rPr>
-          <w:color w:val="000000" w:themeColor="text1"/>
-          <w:sz w:val="36"/>
-          <w:szCs w:val="36"/>
-        </w:rPr>
-        <w:t>Enter</w:t>
-      </w:r>
-      <w:r>
-        <w:rPr>
-          <w:color w:val="000000" w:themeColor="text1"/>
+          <w:sz w:val="36"/>
+          <w:szCs w:val="36"/>
+        </w:rPr>
+        <w:t xml:space="preserve">In the Push dialog, click the small gear </w:t>
+      </w:r>
+      <w:r>
+        <w:rPr>
+          <w:rFonts w:ascii="Segoe UI Symbol" w:hAnsi="Segoe UI Symbol" w:cs="Segoe UI Symbol"/>
+          <w:sz w:val="36"/>
+          <w:szCs w:val="36"/>
+        </w:rPr>
+        <w:t>⚙</w:t>
+      </w:r>
+      <w:r>
+        <w:rPr>
+          <w:sz w:val="36"/>
+          <w:szCs w:val="36"/>
+        </w:rPr>
+        <w:t>️ icon (top right).</w:t>
+      </w:r>
+      <w:r>
+        <w:rPr>
           <w:sz w:val="36"/>
           <w:szCs w:val="36"/>
         </w:rPr>
@@ -16935,15 +17464,13 @@
       </w:r>
       <w:r>
         <w:rPr>
-          <w:color w:val="000000" w:themeColor="text1"/>
-          <w:sz w:val="36"/>
-          <w:szCs w:val="36"/>
-        </w:rPr>
-        <w:t>Name: origin</w:t>
-      </w:r>
-      <w:r>
-        <w:rPr>
-          <w:color w:val="000000" w:themeColor="text1"/>
+          <w:sz w:val="36"/>
+          <w:szCs w:val="36"/>
+        </w:rPr>
+        <w:t>Select Force Push.</w:t>
+      </w:r>
+      <w:r>
+        <w:rPr>
           <w:sz w:val="36"/>
           <w:szCs w:val="36"/>
         </w:rPr>
@@ -16951,525 +17478,25 @@
       </w:r>
       <w:r>
         <w:rPr>
-          <w:color w:val="000000" w:themeColor="text1"/>
-          <w:sz w:val="36"/>
-          <w:szCs w:val="36"/>
-        </w:rPr>
-        <w:t>URL: paste our GitHub repo link (https://github.com/username/repo.git or SSH URL).</w:t>
-      </w:r>
-      <w:r>
-        <w:rPr>
-          <w:color w:val="000000" w:themeColor="text1"/>
-          <w:sz w:val="36"/>
-          <w:szCs w:val="36"/>
-        </w:rPr>
-        <w:t xml:space="preserve"> </w:t>
-      </w:r>
-      <w:r>
-        <w:rPr>
-          <w:color w:val="000000" w:themeColor="text1"/>
-          <w:sz w:val="36"/>
-          <w:szCs w:val="36"/>
-        </w:rPr>
-        <w:t>Press OK.</w:t>
-      </w:r>
-      <w:r>
-        <w:rPr>
-          <w:color w:val="000000" w:themeColor="text1"/>
-          <w:sz w:val="36"/>
-          <w:szCs w:val="36"/>
-        </w:rPr>
-        <w:t xml:space="preserve"> </w:t>
-      </w:r>
-      <w:r>
-        <w:rPr>
-          <w:color w:val="000000" w:themeColor="text1"/>
-          <w:sz w:val="36"/>
-          <w:szCs w:val="36"/>
-        </w:rPr>
-        <w:t>Then push: Git → Push (</w:t>
-      </w:r>
-      <w:proofErr w:type="spellStart"/>
-      <w:r>
-        <w:rPr>
-          <w:color w:val="000000" w:themeColor="text1"/>
-          <w:sz w:val="36"/>
-          <w:szCs w:val="36"/>
-        </w:rPr>
-        <w:t>Ctrl+Shift+K</w:t>
-      </w:r>
-      <w:proofErr w:type="spellEnd"/>
-      <w:r>
-        <w:rPr>
-          <w:color w:val="000000" w:themeColor="text1"/>
-          <w:sz w:val="36"/>
-          <w:szCs w:val="36"/>
-        </w:rPr>
-        <w:t>).</w:t>
-      </w:r>
-      <w:r>
-        <w:rPr>
-          <w:color w:val="000000" w:themeColor="text1"/>
-          <w:sz w:val="36"/>
-          <w:szCs w:val="36"/>
-        </w:rPr>
-        <w:t xml:space="preserve"> </w:t>
-      </w:r>
-      <w:r>
-        <w:rPr>
-          <w:color w:val="000000" w:themeColor="text1"/>
-          <w:sz w:val="36"/>
-          <w:szCs w:val="36"/>
-        </w:rPr>
-        <w:t>IntelliJ will ask u</w:t>
-      </w:r>
-      <w:r>
-        <w:rPr>
-          <w:color w:val="000000" w:themeColor="text1"/>
-          <w:sz w:val="36"/>
-          <w:szCs w:val="36"/>
-        </w:rPr>
-        <w:t>s</w:t>
-      </w:r>
-      <w:r>
-        <w:rPr>
-          <w:color w:val="000000" w:themeColor="text1"/>
-          <w:sz w:val="36"/>
-          <w:szCs w:val="36"/>
-        </w:rPr>
-        <w:t xml:space="preserve"> to set upstream; choose origin/main</w:t>
-      </w:r>
-      <w:r>
-        <w:rPr>
-          <w:color w:val="000000" w:themeColor="text1"/>
+          <w:sz w:val="36"/>
+          <w:szCs w:val="36"/>
+        </w:rPr>
+        <w:t xml:space="preserve">Confirm when IntelliJ warns </w:t>
+      </w:r>
+      <w:r>
+        <w:rPr>
+          <w:sz w:val="36"/>
+          <w:szCs w:val="36"/>
+        </w:rPr>
+        <w:t>us</w:t>
+      </w:r>
+      <w:r>
+        <w:rPr>
           <w:sz w:val="36"/>
           <w:szCs w:val="36"/>
         </w:rPr>
         <w:t>.</w:t>
       </w:r>
-    </w:p>
-    <w:p>
-      <w:pPr>
-        <w:jc w:val="both"/>
-        <w:rPr>
-          <w:color w:val="000000" w:themeColor="text1"/>
-          <w:sz w:val="36"/>
-          <w:szCs w:val="36"/>
-        </w:rPr>
-      </w:pPr>
-      <w:r>
-        <w:rPr>
-          <w:color w:val="000000" w:themeColor="text1"/>
-          <w:sz w:val="36"/>
-          <w:szCs w:val="36"/>
-        </w:rPr>
-        <w:t xml:space="preserve"># If file already exists pull it and </w:t>
-      </w:r>
-      <w:r>
-        <w:rPr>
-          <w:color w:val="000000" w:themeColor="text1"/>
-          <w:sz w:val="36"/>
-          <w:szCs w:val="36"/>
-        </w:rPr>
-        <w:t xml:space="preserve">choose merge conflicts use this command </w:t>
-      </w:r>
-      <w:r>
-        <w:rPr>
-          <w:color w:val="000000" w:themeColor="text1"/>
-          <w:sz w:val="36"/>
-          <w:szCs w:val="36"/>
-        </w:rPr>
-        <w:t xml:space="preserve">in the terminal </w:t>
-      </w:r>
-      <w:r>
-        <w:rPr>
-          <w:color w:val="000000" w:themeColor="text1"/>
-          <w:sz w:val="36"/>
-          <w:szCs w:val="36"/>
-        </w:rPr>
-        <w:t xml:space="preserve">to </w:t>
-      </w:r>
-      <w:r>
-        <w:rPr>
-          <w:color w:val="000000" w:themeColor="text1"/>
-          <w:sz w:val="36"/>
-          <w:szCs w:val="36"/>
-        </w:rPr>
-        <w:t>pull --</w:t>
-      </w:r>
-      <w:r>
-        <w:rPr>
-          <w:color w:val="000000" w:themeColor="text1"/>
-          <w:sz w:val="36"/>
-          <w:szCs w:val="36"/>
-        </w:rPr>
-        <w:t>rebase.</w:t>
-      </w:r>
-    </w:p>
-    <w:p>
-      <w:pPr>
-        <w:jc w:val="both"/>
-        <w:rPr>
-          <w:b/>
-          <w:bCs/>
-          <w:color w:val="D86DCB" w:themeColor="accent5" w:themeTint="99"/>
-          <w:sz w:val="36"/>
-          <w:szCs w:val="36"/>
-        </w:rPr>
-      </w:pPr>
-      <w:r>
-        <w:rPr>
-          <w:b/>
-          <w:bCs/>
-          <w:color w:val="D86DCB" w:themeColor="accent5" w:themeTint="99"/>
-          <w:sz w:val="36"/>
-          <w:szCs w:val="36"/>
-        </w:rPr>
-        <w:t>git pull origin main --rebase</w:t>
-      </w:r>
-    </w:p>
-    <w:p>
-      <w:pPr>
-        <w:jc w:val="both"/>
-        <w:rPr>
-          <w:color w:val="000000" w:themeColor="text1"/>
-          <w:sz w:val="36"/>
-          <w:szCs w:val="36"/>
-        </w:rPr>
-      </w:pPr>
-      <w:r>
-        <w:rPr>
-          <w:color w:val="000000" w:themeColor="text1"/>
-          <w:sz w:val="36"/>
-          <w:szCs w:val="36"/>
-        </w:rPr>
-        <w:t># If we want to delete everything that doesn’t matter just force push it will clear everything that was present in the remote repo.</w:t>
-      </w:r>
-    </w:p>
-    <w:p>
-      <w:pPr>
-        <w:jc w:val="both"/>
-        <w:rPr>
-          <w:b/>
-          <w:bCs/>
-          <w:color w:val="D86DCB" w:themeColor="accent5" w:themeTint="99"/>
-          <w:sz w:val="36"/>
-          <w:szCs w:val="36"/>
-        </w:rPr>
-      </w:pPr>
-      <w:r>
-        <w:rPr>
-          <w:b/>
-          <w:bCs/>
-          <w:color w:val="D86DCB" w:themeColor="accent5" w:themeTint="99"/>
-          <w:sz w:val="36"/>
-          <w:szCs w:val="36"/>
-        </w:rPr>
-        <w:t>git push origin main --force</w:t>
-      </w:r>
-    </w:p>
-    <w:p>
-      <w:pPr>
-        <w:jc w:val="both"/>
-        <w:rPr>
-          <w:sz w:val="36"/>
-          <w:szCs w:val="36"/>
-        </w:rPr>
-      </w:pPr>
-      <w:r>
-        <w:rPr>
-          <w:sz w:val="36"/>
-          <w:szCs w:val="36"/>
-        </w:rPr>
-        <w:t># Do this in Ide instead of terminal.</w:t>
-      </w:r>
-      <w:r>
-        <w:rPr>
-          <w:sz w:val="36"/>
-          <w:szCs w:val="36"/>
-        </w:rPr>
-        <w:t xml:space="preserve"> Pull with Rebase in IntelliJ</w:t>
-      </w:r>
-      <w:r>
-        <w:rPr>
-          <w:sz w:val="36"/>
-          <w:szCs w:val="36"/>
-        </w:rPr>
-        <w:t xml:space="preserve">. </w:t>
-      </w:r>
-      <w:r>
-        <w:rPr>
-          <w:sz w:val="36"/>
-          <w:szCs w:val="36"/>
-        </w:rPr>
-        <w:t>Go to top menu → Git → Pull…</w:t>
-      </w:r>
-      <w:r>
-        <w:rPr>
-          <w:sz w:val="36"/>
-          <w:szCs w:val="36"/>
-        </w:rPr>
-        <w:t xml:space="preserve"> </w:t>
-      </w:r>
-      <w:r>
-        <w:rPr>
-          <w:sz w:val="36"/>
-          <w:szCs w:val="36"/>
-        </w:rPr>
-        <w:t>In the dialog:</w:t>
-      </w:r>
-      <w:r>
-        <w:rPr>
-          <w:sz w:val="36"/>
-          <w:szCs w:val="36"/>
-        </w:rPr>
-        <w:t xml:space="preserve"> </w:t>
-      </w:r>
-      <w:r>
-        <w:rPr>
-          <w:sz w:val="36"/>
-          <w:szCs w:val="36"/>
-        </w:rPr>
-        <w:t>Make sure Remote = origin</w:t>
-      </w:r>
-      <w:r>
-        <w:rPr>
-          <w:sz w:val="36"/>
-          <w:szCs w:val="36"/>
-        </w:rPr>
-        <w:t xml:space="preserve">, </w:t>
-      </w:r>
-      <w:r>
-        <w:rPr>
-          <w:sz w:val="36"/>
-          <w:szCs w:val="36"/>
-        </w:rPr>
-        <w:t>Branch = main</w:t>
-      </w:r>
-      <w:r>
-        <w:rPr>
-          <w:sz w:val="36"/>
-          <w:szCs w:val="36"/>
-        </w:rPr>
-        <w:t xml:space="preserve">. </w:t>
-      </w:r>
-      <w:r>
-        <w:rPr>
-          <w:sz w:val="36"/>
-          <w:szCs w:val="36"/>
-        </w:rPr>
-        <w:t>Check the box “Rebase” (instead of merge).</w:t>
-      </w:r>
-      <w:r>
-        <w:rPr>
-          <w:sz w:val="36"/>
-          <w:szCs w:val="36"/>
-        </w:rPr>
-        <w:t xml:space="preserve"> </w:t>
-      </w:r>
-      <w:r>
-        <w:rPr>
-          <w:sz w:val="36"/>
-          <w:szCs w:val="36"/>
-        </w:rPr>
-        <w:t>Click Pull.</w:t>
-      </w:r>
-      <w:r>
-        <w:rPr>
-          <w:sz w:val="36"/>
-          <w:szCs w:val="36"/>
-        </w:rPr>
-        <w:t xml:space="preserve"> </w:t>
-      </w:r>
-      <w:r>
-        <w:rPr>
-          <w:sz w:val="36"/>
-          <w:szCs w:val="36"/>
-        </w:rPr>
-        <w:t>IntelliJ will fetch remote commits and rebase our local ones on top.</w:t>
-      </w:r>
-      <w:r>
-        <w:rPr>
-          <w:sz w:val="36"/>
-          <w:szCs w:val="36"/>
-        </w:rPr>
-        <w:t xml:space="preserve"> </w:t>
-      </w:r>
-      <w:r>
-        <w:rPr>
-          <w:sz w:val="36"/>
-          <w:szCs w:val="36"/>
-        </w:rPr>
-        <w:t xml:space="preserve">Then go to Git → Push… (or </w:t>
-      </w:r>
-      <w:proofErr w:type="spellStart"/>
-      <w:r>
-        <w:rPr>
-          <w:sz w:val="36"/>
-          <w:szCs w:val="36"/>
-        </w:rPr>
-        <w:t>Ctrl+Shift+K</w:t>
-      </w:r>
-      <w:proofErr w:type="spellEnd"/>
-      <w:r>
-        <w:rPr>
-          <w:sz w:val="36"/>
-          <w:szCs w:val="36"/>
-        </w:rPr>
-        <w:t>) and push normally.</w:t>
-      </w:r>
-    </w:p>
-    <w:p>
-      <w:pPr>
-        <w:jc w:val="both"/>
-        <w:rPr>
-          <w:sz w:val="36"/>
-          <w:szCs w:val="36"/>
-        </w:rPr>
-      </w:pPr>
-      <w:r>
-        <w:rPr>
-          <w:sz w:val="36"/>
-          <w:szCs w:val="36"/>
-        </w:rPr>
-        <w:t># F</w:t>
-      </w:r>
-      <w:r>
-        <w:rPr>
-          <w:sz w:val="36"/>
-          <w:szCs w:val="36"/>
-        </w:rPr>
-        <w:t>orce Push in IntelliJ</w:t>
-      </w:r>
-      <w:r>
-        <w:rPr>
-          <w:sz w:val="36"/>
-          <w:szCs w:val="36"/>
-        </w:rPr>
-        <w:t xml:space="preserve">. </w:t>
-      </w:r>
-      <w:r>
-        <w:rPr>
-          <w:sz w:val="36"/>
-          <w:szCs w:val="36"/>
-        </w:rPr>
-        <w:t xml:space="preserve">If </w:t>
-      </w:r>
-      <w:r>
-        <w:rPr>
-          <w:sz w:val="36"/>
-          <w:szCs w:val="36"/>
-        </w:rPr>
-        <w:t>we</w:t>
-      </w:r>
-      <w:r>
-        <w:rPr>
-          <w:sz w:val="36"/>
-          <w:szCs w:val="36"/>
-        </w:rPr>
-        <w:t xml:space="preserve"> decide to overwrite the remote:</w:t>
-      </w:r>
-      <w:r>
-        <w:rPr>
-          <w:sz w:val="36"/>
-          <w:szCs w:val="36"/>
-        </w:rPr>
-        <w:t xml:space="preserve"> </w:t>
-      </w:r>
-      <w:r>
-        <w:rPr>
-          <w:sz w:val="36"/>
-          <w:szCs w:val="36"/>
-        </w:rPr>
-        <w:t>Go to Git → Push… (</w:t>
-      </w:r>
-      <w:proofErr w:type="spellStart"/>
-      <w:r>
-        <w:rPr>
-          <w:sz w:val="36"/>
-          <w:szCs w:val="36"/>
-        </w:rPr>
-        <w:t>Ctrl+Shift+K</w:t>
-      </w:r>
-      <w:proofErr w:type="spellEnd"/>
-      <w:r>
-        <w:rPr>
-          <w:sz w:val="36"/>
-          <w:szCs w:val="36"/>
-        </w:rPr>
-        <w:t>).</w:t>
-      </w:r>
-      <w:r>
-        <w:rPr>
-          <w:sz w:val="36"/>
-          <w:szCs w:val="36"/>
-        </w:rPr>
-        <w:t xml:space="preserve"> </w:t>
-      </w:r>
-      <w:r>
-        <w:rPr>
-          <w:sz w:val="36"/>
-          <w:szCs w:val="36"/>
-        </w:rPr>
-        <w:t xml:space="preserve">In the Push dialog, click the small gear </w:t>
-      </w:r>
-      <w:r>
-        <w:rPr>
-          <w:rFonts w:ascii="Segoe UI Symbol" w:hAnsi="Segoe UI Symbol" w:cs="Segoe UI Symbol"/>
-          <w:sz w:val="36"/>
-          <w:szCs w:val="36"/>
-        </w:rPr>
-        <w:t>⚙</w:t>
-      </w:r>
-      <w:r>
-        <w:rPr>
-          <w:sz w:val="36"/>
-          <w:szCs w:val="36"/>
-        </w:rPr>
-        <w:t>️ icon (top right).</w:t>
-      </w:r>
-      <w:r>
-        <w:rPr>
-          <w:sz w:val="36"/>
-          <w:szCs w:val="36"/>
-        </w:rPr>
-        <w:t xml:space="preserve"> </w:t>
-      </w:r>
-      <w:r>
-        <w:rPr>
-          <w:sz w:val="36"/>
-          <w:szCs w:val="36"/>
-        </w:rPr>
-        <w:t>Select Force Push.</w:t>
-      </w:r>
-      <w:r>
-        <w:rPr>
-          <w:sz w:val="36"/>
-          <w:szCs w:val="36"/>
-        </w:rPr>
-        <w:t xml:space="preserve"> </w:t>
-      </w:r>
-      <w:r>
-        <w:rPr>
-          <w:sz w:val="36"/>
-          <w:szCs w:val="36"/>
-        </w:rPr>
-        <w:t xml:space="preserve">Confirm when IntelliJ warns </w:t>
-      </w:r>
-      <w:r>
-        <w:rPr>
-          <w:sz w:val="36"/>
-          <w:szCs w:val="36"/>
-        </w:rPr>
-        <w:t>us</w:t>
-      </w:r>
-      <w:r>
-        <w:rPr>
-          <w:sz w:val="36"/>
-          <w:szCs w:val="36"/>
-        </w:rPr>
-        <w:t>.</w:t>
-      </w:r>
       <w:r>
         <w:rPr>
           <w:sz w:val="36"/>
@@ -17512,7 +17539,6 @@
           <w:sz w:val="36"/>
           <w:szCs w:val="36"/>
         </w:rPr>
-        <w:lastRenderedPageBreak/>
         <w:t>.</w:t>
       </w:r>
       <w:proofErr w:type="spellStart"/>
@@ -18044,6 +18070,7 @@
           <w:sz w:val="36"/>
           <w:szCs w:val="36"/>
         </w:rPr>
+        <w:lastRenderedPageBreak/>
         <w:t>.history</w:t>
       </w:r>
       <w:proofErr w:type="gramEnd"/>
@@ -18199,7 +18226,6 @@
           <w:sz w:val="36"/>
           <w:szCs w:val="36"/>
         </w:rPr>
-        <w:lastRenderedPageBreak/>
         <w:t>IDE-related (don’t version your personal editor settings)</w:t>
       </w:r>
       <w:r>
@@ -18620,6 +18646,7 @@
           <w:sz w:val="36"/>
           <w:szCs w:val="36"/>
         </w:rPr>
+        <w:lastRenderedPageBreak/>
         <w:t xml:space="preserve"># </w:t>
       </w:r>
       <w:proofErr w:type="spellStart"/>
@@ -18836,7 +18863,6 @@
           <w:sz w:val="36"/>
           <w:szCs w:val="36"/>
         </w:rPr>
-        <w:lastRenderedPageBreak/>
         <w:t>.packages</w:t>
       </w:r>
       <w:proofErr w:type="gramEnd"/>
@@ -19324,6 +19350,7 @@
           <w:sz w:val="36"/>
           <w:szCs w:val="36"/>
         </w:rPr>
+        <w:lastRenderedPageBreak/>
         <w:t>ios</w:t>
       </w:r>
       <w:proofErr w:type="spellEnd"/>
@@ -19600,7 +19627,6 @@
           <w:sz w:val="36"/>
           <w:szCs w:val="36"/>
         </w:rPr>
-        <w:lastRenderedPageBreak/>
         <w:t>DerivedData</w:t>
       </w:r>
       <w:proofErr w:type="spellEnd"/>
@@ -19999,6 +20025,7 @@
           <w:sz w:val="36"/>
           <w:szCs w:val="36"/>
         </w:rPr>
+        <w:lastRenderedPageBreak/>
         <w:t xml:space="preserve"># </w:t>
       </w:r>
       <w:r>
@@ -20205,7 +20232,6 @@
           <w:sz w:val="36"/>
           <w:szCs w:val="36"/>
         </w:rPr>
-        <w:lastRenderedPageBreak/>
         <w:t>**/android/</w:t>
       </w:r>
       <w:proofErr w:type="spellStart"/>
@@ -20542,6 +20568,7 @@
           <w:sz w:val="36"/>
           <w:szCs w:val="36"/>
         </w:rPr>
+        <w:lastRenderedPageBreak/>
         <w:t>Linux-specific</w:t>
       </w:r>
       <w:r>
@@ -21062,6 +21089,7 @@
           <w:sz w:val="36"/>
           <w:szCs w:val="36"/>
         </w:rPr>
+        <w:lastRenderedPageBreak/>
         <w:t>*.class</w:t>
       </w:r>
     </w:p>
@@ -21277,7 +21305,6 @@
           <w:sz w:val="36"/>
           <w:szCs w:val="36"/>
         </w:rPr>
-        <w:lastRenderedPageBreak/>
         <w:t>.</w:t>
       </w:r>
       <w:proofErr w:type="spellStart"/>
@@ -21676,6 +21703,7 @@
           <w:sz w:val="36"/>
           <w:szCs w:val="36"/>
         </w:rPr>
+        <w:lastRenderedPageBreak/>
         <w:t>#.vscode</w:t>
       </w:r>
       <w:proofErr w:type="gramEnd"/>
@@ -21912,7 +21940,6 @@
           <w:sz w:val="36"/>
           <w:szCs w:val="36"/>
         </w:rPr>
-        <w:lastRenderedPageBreak/>
         <w:t>.packages</w:t>
       </w:r>
       <w:proofErr w:type="gramEnd"/>
@@ -22403,6 +22430,7 @@
           <w:sz w:val="36"/>
           <w:szCs w:val="36"/>
         </w:rPr>
+        <w:lastRenderedPageBreak/>
         <w:t>ios</w:t>
       </w:r>
       <w:proofErr w:type="spellEnd"/>
@@ -23024,6 +23052,7 @@
           <w:sz w:val="36"/>
           <w:szCs w:val="36"/>
         </w:rPr>
+        <w:lastRenderedPageBreak/>
         <w:t>**/android/app/google-</w:t>
       </w:r>
       <w:proofErr w:type="spellStart"/>
